--- a/documentação.docx
+++ b/documentação.docx
@@ -2,6 +2,74 @@
 <file path=word/document.xml><?xml version="1.0" encoding="utf-8"?>
 <w:document xmlns:wpc="http://schemas.microsoft.com/office/word/2010/wordprocessingCanvas" xmlns:cx="http://schemas.microsoft.com/office/drawing/2014/chartex" xmlns:cx1="http://schemas.microsoft.com/office/drawing/2015/9/8/chartex" xmlns:cx2="http://schemas.microsoft.com/office/drawing/2015/10/21/chartex" xmlns:cx3="http://schemas.microsoft.com/office/drawing/2016/5/9/chartex" xmlns:cx4="http://schemas.microsoft.com/office/drawing/2016/5/10/chartex" xmlns:cx5="http://schemas.microsoft.com/office/drawing/2016/5/11/chartex" xmlns:cx6="http://schemas.microsoft.com/office/drawing/2016/5/12/chartex" xmlns:cx7="http://schemas.microsoft.com/office/drawing/2016/5/13/chartex" xmlns:cx8="http://schemas.microsoft.com/office/drawing/2016/5/14/chartex" xmlns:mc="http://schemas.openxmlformats.org/markup-compatibility/2006" xmlns:aink="http://schemas.microsoft.com/office/drawing/2016/ink" xmlns:am3d="http://schemas.microsoft.com/office/drawing/2017/model3d" xmlns:o="urn:schemas-microsoft-com:office:office" xmlns:oel="http://schemas.microsoft.com/office/2019/extlst" xmlns:r="http://schemas.openxmlformats.org/officeDocument/2006/relationships" xmlns:m="http://schemas.openxmlformats.org/officeDocument/2006/math" xmlns:v="urn:schemas-microsoft-com:vml" xmlns:wp14="http://schemas.microsoft.com/office/word/2010/wordprocessingDrawing" xmlns:wp="http://schemas.openxmlformats.org/drawingml/2006/wordprocessingDrawing" xmlns:w10="urn:schemas-microsoft-com:office:word" xmlns:w="http://schemas.openxmlformats.org/wordprocessingml/2006/main" xmlns:w14="http://schemas.microsoft.com/office/word/2010/wordml" xmlns:w15="http://schemas.microsoft.com/office/word/2012/wordml" xmlns:w16cex="http://schemas.microsoft.com/office/word/2018/wordml/cex" xmlns:w16cid="http://schemas.microsoft.com/office/word/2016/wordml/cid" xmlns:w16="http://schemas.microsoft.com/office/word/2018/wordml" xmlns:w16du="http://schemas.microsoft.com/office/word/2023/wordml/word16du" xmlns:w16sdtdh="http://schemas.microsoft.com/office/word/2020/wordml/sdtdatahash" xmlns:w16sdtfl="http://schemas.microsoft.com/office/word/2024/wordml/sdtformatlock" xmlns:w16se="http://schemas.microsoft.com/office/word/2015/wordml/symex" xmlns:wpg="http://schemas.microsoft.com/office/word/2010/wordprocessingGroup" xmlns:wpi="http://schemas.microsoft.com/office/word/2010/wordprocessingInk" xmlns:wne="http://schemas.microsoft.com/office/word/2006/wordml" xmlns:wps="http://schemas.microsoft.com/office/word/2010/wordprocessingShape" mc:Ignorable="w14 w15 w16se w16cid w16 w16cex w16sdtdh w16sdtfl w16du wp14">
   <w:body>
+    <w:p>
+      <w:pPr>
+        <w:ind w:left="360" w:hanging="360"/>
+        <w:jc w:val="center"/>
+        <w:rPr>
+          <w:rFonts w:ascii="Times New Roman" w:hAnsi="Times New Roman" w:cs="Times New Roman"/>
+          <w:b/>
+          <w:bCs/>
+          <w:sz w:val="28"/>
+          <w:szCs w:val="28"/>
+        </w:rPr>
+      </w:pPr>
+      <w:r>
+        <w:rPr>
+          <w:rFonts w:ascii="Times New Roman" w:hAnsi="Times New Roman" w:cs="Times New Roman"/>
+          <w:b/>
+          <w:bCs/>
+          <w:sz w:val="28"/>
+          <w:szCs w:val="28"/>
+        </w:rPr>
+        <w:t>Implementação do método Simplex</w:t>
+      </w:r>
+    </w:p>
+    <w:p>
+      <w:pPr>
+        <w:ind w:left="360" w:hanging="360"/>
+        <w:jc w:val="center"/>
+        <w:rPr>
+          <w:rFonts w:ascii="Times New Roman" w:hAnsi="Times New Roman" w:cs="Times New Roman"/>
+          <w:sz w:val="28"/>
+          <w:szCs w:val="28"/>
+        </w:rPr>
+      </w:pPr>
+      <w:r>
+        <w:rPr>
+          <w:rFonts w:ascii="Times New Roman" w:hAnsi="Times New Roman" w:cs="Times New Roman"/>
+          <w:b/>
+          <w:bCs/>
+          <w:sz w:val="28"/>
+          <w:szCs w:val="28"/>
+        </w:rPr>
+        <w:t>Alunos</w:t>
+      </w:r>
+      <w:r>
+        <w:rPr>
+          <w:rFonts w:ascii="Times New Roman" w:hAnsi="Times New Roman" w:cs="Times New Roman"/>
+          <w:sz w:val="28"/>
+          <w:szCs w:val="28"/>
+        </w:rPr>
+        <w:t xml:space="preserve">: </w:t>
+      </w:r>
+      <w:r>
+        <w:rPr>
+          <w:rFonts w:ascii="Times New Roman" w:hAnsi="Times New Roman" w:cs="Times New Roman"/>
+          <w:sz w:val="28"/>
+          <w:szCs w:val="28"/>
+        </w:rPr>
+        <w:t>Gustavo Henrique Moreira da Silva</w:t>
+      </w:r>
+      <w:r>
+        <w:rPr>
+          <w:rFonts w:ascii="Times New Roman" w:hAnsi="Times New Roman" w:cs="Times New Roman"/>
+          <w:sz w:val="28"/>
+          <w:szCs w:val="28"/>
+        </w:rPr>
+        <w:t xml:space="preserve"> e Vinicius Gonçalves Ribeiro de Assis</w:t>
+      </w:r>
+    </w:p>
     <w:p>
       <w:pPr>
         <w:pStyle w:val="PargrafodaLista"/>
@@ -165,7 +233,25 @@
           <w:sz w:val="24"/>
           <w:szCs w:val="24"/>
         </w:rPr>
-        <w:t xml:space="preserve"> Dessa maneira, para executar o algoritmo, é necessário ter Python 3 e a biblioteca NumPy instalados previamente. </w:t>
+        <w:t xml:space="preserve"> Dessa maneira, para executar o algoritmo, é necessário ter Python 3 e a biblioteca </w:t>
+      </w:r>
+      <w:proofErr w:type="spellStart"/>
+      <w:r>
+        <w:rPr>
+          <w:rFonts w:ascii="Times New Roman" w:hAnsi="Times New Roman" w:cs="Times New Roman"/>
+          <w:sz w:val="24"/>
+          <w:szCs w:val="24"/>
+        </w:rPr>
+        <w:t>NumPy</w:t>
+      </w:r>
+      <w:proofErr w:type="spellEnd"/>
+      <w:r>
+        <w:rPr>
+          <w:rFonts w:ascii="Times New Roman" w:hAnsi="Times New Roman" w:cs="Times New Roman"/>
+          <w:sz w:val="24"/>
+          <w:szCs w:val="24"/>
+        </w:rPr>
+        <w:t xml:space="preserve"> instalados previamente. </w:t>
       </w:r>
     </w:p>
     <w:p>
@@ -369,15 +455,33 @@
           <w:sz w:val="24"/>
           <w:szCs w:val="24"/>
         </w:rPr>
-        <w:t xml:space="preserve">sendo 0 do tipo ≥ </w:t>
-      </w:r>
-      <w:r>
-        <w:rPr>
-          <w:rFonts w:ascii="Times New Roman" w:hAnsi="Times New Roman" w:cs="Times New Roman"/>
-          <w:sz w:val="24"/>
-          <w:szCs w:val="24"/>
-        </w:rPr>
-        <w:t xml:space="preserve">, </w:t>
+        <w:t xml:space="preserve">sendo 0 do tipo </w:t>
+      </w:r>
+      <w:proofErr w:type="gramStart"/>
+      <w:r>
+        <w:rPr>
+          <w:rFonts w:ascii="Times New Roman" w:hAnsi="Times New Roman" w:cs="Times New Roman"/>
+          <w:sz w:val="24"/>
+          <w:szCs w:val="24"/>
+        </w:rPr>
+        <w:t xml:space="preserve">≥ </w:t>
+      </w:r>
+      <w:r>
+        <w:rPr>
+          <w:rFonts w:ascii="Times New Roman" w:hAnsi="Times New Roman" w:cs="Times New Roman"/>
+          <w:sz w:val="24"/>
+          <w:szCs w:val="24"/>
+        </w:rPr>
+        <w:t>,</w:t>
+      </w:r>
+      <w:proofErr w:type="gramEnd"/>
+      <w:r>
+        <w:rPr>
+          <w:rFonts w:ascii="Times New Roman" w:hAnsi="Times New Roman" w:cs="Times New Roman"/>
+          <w:sz w:val="24"/>
+          <w:szCs w:val="24"/>
+        </w:rPr>
+        <w:t xml:space="preserve"> </w:t>
       </w:r>
       <w:r>
         <w:rPr>
@@ -626,6 +730,7 @@
           <w:sz w:val="24"/>
           <w:szCs w:val="24"/>
         </w:rPr>
+        <w:lastRenderedPageBreak/>
         <w:t>Nesse exemplo, temos como coeficientes da função objetivo: 6, 4 e 2. Os valores das restrições temos: 3, 2, 1 na primeira, 1, 1, 1 na segunda e 0, 1, 0 na terceira. Os valores de b são 30, 15 e 8. E temos restrições do tipo menor ou igual a e igual a. Utilizando a forma elaborada no modelo.txt temos:</w:t>
       </w:r>
     </w:p>
@@ -650,7 +755,6 @@
           <w:sz w:val="24"/>
           <w:szCs w:val="24"/>
         </w:rPr>
-        <w:lastRenderedPageBreak/>
         <w:t>6 4 2</w:t>
       </w:r>
     </w:p>
@@ -1017,6 +1121,7 @@
           <w:sz w:val="24"/>
           <w:szCs w:val="24"/>
         </w:rPr>
+        <w:lastRenderedPageBreak/>
         <w:t>Cumprindo com os requisitos do trabalho, o programa não só identificou a primeira solução ótima, como foi capaz de encontrar uma alternativa.</w:t>
       </w:r>
     </w:p>
@@ -1107,7 +1212,29 @@
           <w:sz w:val="24"/>
           <w:szCs w:val="24"/>
         </w:rPr>
-        <w:t>No primeiro, temos tratamento_entrada:</w:t>
+        <w:t xml:space="preserve">No primeiro, temos </w:t>
+      </w:r>
+      <w:proofErr w:type="spellStart"/>
+      <w:r>
+        <w:rPr>
+          <w:rFonts w:ascii="Times New Roman" w:hAnsi="Times New Roman" w:cs="Times New Roman"/>
+          <w:i/>
+          <w:iCs/>
+          <w:sz w:val="24"/>
+          <w:szCs w:val="24"/>
+        </w:rPr>
+        <w:t>tratamento_entrada</w:t>
+      </w:r>
+      <w:proofErr w:type="spellEnd"/>
+      <w:r>
+        <w:rPr>
+          <w:rFonts w:ascii="Times New Roman" w:hAnsi="Times New Roman" w:cs="Times New Roman"/>
+          <w:i/>
+          <w:iCs/>
+          <w:sz w:val="24"/>
+          <w:szCs w:val="24"/>
+        </w:rPr>
+        <w:t>:</w:t>
       </w:r>
     </w:p>
     <w:p>
@@ -1149,7 +1276,25 @@
           <w:sz w:val="24"/>
           <w:szCs w:val="24"/>
         </w:rPr>
-        <w:t>Aqui a entrada é o arquivo modelo.txt e a saída pode ser tanto None em todos os campos, no caso de falha com o arquivo. Ou então, idealmente, os vetores e matriz preenchidos com os respectivos valores (c, a, r e b).</w:t>
+        <w:t xml:space="preserve">Aqui a entrada é o arquivo modelo.txt e a saída pode ser tanto </w:t>
+      </w:r>
+      <w:proofErr w:type="spellStart"/>
+      <w:r>
+        <w:rPr>
+          <w:rFonts w:ascii="Times New Roman" w:hAnsi="Times New Roman" w:cs="Times New Roman"/>
+          <w:sz w:val="24"/>
+          <w:szCs w:val="24"/>
+        </w:rPr>
+        <w:t>None</w:t>
+      </w:r>
+      <w:proofErr w:type="spellEnd"/>
+      <w:r>
+        <w:rPr>
+          <w:rFonts w:ascii="Times New Roman" w:hAnsi="Times New Roman" w:cs="Times New Roman"/>
+          <w:sz w:val="24"/>
+          <w:szCs w:val="24"/>
+        </w:rPr>
+        <w:t xml:space="preserve"> em todos os campos, no caso de falha com o arquivo. Ou então, idealmente, os vetores e matriz preenchidos com os respectivos valores (c, a, r e b).</w:t>
       </w:r>
     </w:p>
     <w:p>
@@ -1218,7 +1363,29 @@
           <w:sz w:val="24"/>
           <w:szCs w:val="24"/>
         </w:rPr>
-        <w:t>Em método_principal:</w:t>
+        <w:t xml:space="preserve">Em </w:t>
+      </w:r>
+      <w:proofErr w:type="spellStart"/>
+      <w:r>
+        <w:rPr>
+          <w:rFonts w:ascii="Times New Roman" w:hAnsi="Times New Roman" w:cs="Times New Roman"/>
+          <w:i/>
+          <w:iCs/>
+          <w:sz w:val="24"/>
+          <w:szCs w:val="24"/>
+        </w:rPr>
+        <w:t>método_principal</w:t>
+      </w:r>
+      <w:proofErr w:type="spellEnd"/>
+      <w:r>
+        <w:rPr>
+          <w:rFonts w:ascii="Times New Roman" w:hAnsi="Times New Roman" w:cs="Times New Roman"/>
+          <w:i/>
+          <w:iCs/>
+          <w:sz w:val="24"/>
+          <w:szCs w:val="24"/>
+        </w:rPr>
+        <w:t>:</w:t>
       </w:r>
     </w:p>
     <w:p>
@@ -1260,7 +1427,25 @@
           <w:sz w:val="24"/>
           <w:szCs w:val="24"/>
         </w:rPr>
-        <w:t xml:space="preserve">”, a função principal decide a coluna e a linha pivô, assim como realiza o pivoteamento, </w:t>
+        <w:t xml:space="preserve">”, a função principal decide a coluna e a linha pivô, assim como realiza o </w:t>
+      </w:r>
+      <w:proofErr w:type="spellStart"/>
+      <w:r>
+        <w:rPr>
+          <w:rFonts w:ascii="Times New Roman" w:hAnsi="Times New Roman" w:cs="Times New Roman"/>
+          <w:sz w:val="24"/>
+          <w:szCs w:val="24"/>
+        </w:rPr>
+        <w:t>pivoteamento</w:t>
+      </w:r>
+      <w:proofErr w:type="spellEnd"/>
+      <w:r>
+        <w:rPr>
+          <w:rFonts w:ascii="Times New Roman" w:hAnsi="Times New Roman" w:cs="Times New Roman"/>
+          <w:sz w:val="24"/>
+          <w:szCs w:val="24"/>
+        </w:rPr>
+        <w:t xml:space="preserve">, </w:t>
       </w:r>
       <w:r>
         <w:rPr>
@@ -1326,7 +1511,25 @@
           <w:sz w:val="24"/>
           <w:szCs w:val="24"/>
         </w:rPr>
-        <w:t xml:space="preserve"> é o tableau e a saída pode tanto ser “None” (se não houverem múltiplas soluções) ou o índice da coluna “problemática” (a que faz permitir múltiplas soluções).</w:t>
+        <w:t xml:space="preserve"> é o tableau e a saída pode tanto ser “</w:t>
+      </w:r>
+      <w:proofErr w:type="spellStart"/>
+      <w:r>
+        <w:rPr>
+          <w:rFonts w:ascii="Times New Roman" w:hAnsi="Times New Roman" w:cs="Times New Roman"/>
+          <w:sz w:val="24"/>
+          <w:szCs w:val="24"/>
+        </w:rPr>
+        <w:t>None</w:t>
+      </w:r>
+      <w:proofErr w:type="spellEnd"/>
+      <w:r>
+        <w:rPr>
+          <w:rFonts w:ascii="Times New Roman" w:hAnsi="Times New Roman" w:cs="Times New Roman"/>
+          <w:sz w:val="24"/>
+          <w:szCs w:val="24"/>
+        </w:rPr>
+        <w:t>” (se não houverem múltiplas soluções) ou o índice da coluna “problemática” (a que faz permitir múltiplas soluções).</w:t>
       </w:r>
     </w:p>
     <w:p>
@@ -1344,7 +1547,43 @@
           <w:sz w:val="24"/>
           <w:szCs w:val="24"/>
         </w:rPr>
-        <w:t>“big_m_checker” e “big_m_create” fazem parte da ver</w:t>
+        <w:t>“</w:t>
+      </w:r>
+      <w:proofErr w:type="spellStart"/>
+      <w:r>
+        <w:rPr>
+          <w:rFonts w:ascii="Times New Roman" w:hAnsi="Times New Roman" w:cs="Times New Roman"/>
+          <w:sz w:val="24"/>
+          <w:szCs w:val="24"/>
+        </w:rPr>
+        <w:t>big_m_checker</w:t>
+      </w:r>
+      <w:proofErr w:type="spellEnd"/>
+      <w:r>
+        <w:rPr>
+          <w:rFonts w:ascii="Times New Roman" w:hAnsi="Times New Roman" w:cs="Times New Roman"/>
+          <w:sz w:val="24"/>
+          <w:szCs w:val="24"/>
+        </w:rPr>
+        <w:t>” e “</w:t>
+      </w:r>
+      <w:proofErr w:type="spellStart"/>
+      <w:r>
+        <w:rPr>
+          <w:rFonts w:ascii="Times New Roman" w:hAnsi="Times New Roman" w:cs="Times New Roman"/>
+          <w:sz w:val="24"/>
+          <w:szCs w:val="24"/>
+        </w:rPr>
+        <w:t>big_m_create</w:t>
+      </w:r>
+      <w:proofErr w:type="spellEnd"/>
+      <w:r>
+        <w:rPr>
+          <w:rFonts w:ascii="Times New Roman" w:hAnsi="Times New Roman" w:cs="Times New Roman"/>
+          <w:sz w:val="24"/>
+          <w:szCs w:val="24"/>
+        </w:rPr>
+        <w:t>” fazem parte da ver</w:t>
       </w:r>
       <w:r>
         <w:rPr>
@@ -1360,15 +1599,51 @@
           <w:sz w:val="24"/>
           <w:szCs w:val="24"/>
         </w:rPr>
-        <w:t>“big_m_checker”</w:t>
-      </w:r>
-      <w:r>
-        <w:rPr>
-          <w:rFonts w:ascii="Times New Roman" w:hAnsi="Times New Roman" w:cs="Times New Roman"/>
-          <w:sz w:val="24"/>
-          <w:szCs w:val="24"/>
-        </w:rPr>
-        <w:t xml:space="preserve"> tem como entrada o “tableau final”, “r” e “a”. E a saída é true ou false, a depender </w:t>
+        <w:t>“</w:t>
+      </w:r>
+      <w:proofErr w:type="spellStart"/>
+      <w:r>
+        <w:rPr>
+          <w:rFonts w:ascii="Times New Roman" w:hAnsi="Times New Roman" w:cs="Times New Roman"/>
+          <w:sz w:val="24"/>
+          <w:szCs w:val="24"/>
+        </w:rPr>
+        <w:t>big_m_checker</w:t>
+      </w:r>
+      <w:proofErr w:type="spellEnd"/>
+      <w:r>
+        <w:rPr>
+          <w:rFonts w:ascii="Times New Roman" w:hAnsi="Times New Roman" w:cs="Times New Roman"/>
+          <w:sz w:val="24"/>
+          <w:szCs w:val="24"/>
+        </w:rPr>
+        <w:t>”</w:t>
+      </w:r>
+      <w:r>
+        <w:rPr>
+          <w:rFonts w:ascii="Times New Roman" w:hAnsi="Times New Roman" w:cs="Times New Roman"/>
+          <w:sz w:val="24"/>
+          <w:szCs w:val="24"/>
+        </w:rPr>
+        <w:t xml:space="preserve"> tem como entrada o “tableau final”, “r” e “a”. E a saída é </w:t>
+      </w:r>
+      <w:proofErr w:type="spellStart"/>
+      <w:r>
+        <w:rPr>
+          <w:rFonts w:ascii="Times New Roman" w:hAnsi="Times New Roman" w:cs="Times New Roman"/>
+          <w:sz w:val="24"/>
+          <w:szCs w:val="24"/>
+        </w:rPr>
+        <w:t>true</w:t>
+      </w:r>
+      <w:proofErr w:type="spellEnd"/>
+      <w:r>
+        <w:rPr>
+          <w:rFonts w:ascii="Times New Roman" w:hAnsi="Times New Roman" w:cs="Times New Roman"/>
+          <w:sz w:val="24"/>
+          <w:szCs w:val="24"/>
+        </w:rPr>
+        <w:t xml:space="preserve"> ou false, a depender </w:t>
       </w:r>
       <w:r>
         <w:rPr>
@@ -1392,7 +1667,25 @@
           <w:sz w:val="24"/>
           <w:szCs w:val="24"/>
         </w:rPr>
-        <w:t xml:space="preserve">“big_m_create” </w:t>
+        <w:t>“</w:t>
+      </w:r>
+      <w:proofErr w:type="spellStart"/>
+      <w:r>
+        <w:rPr>
+          <w:rFonts w:ascii="Times New Roman" w:hAnsi="Times New Roman" w:cs="Times New Roman"/>
+          <w:sz w:val="24"/>
+          <w:szCs w:val="24"/>
+        </w:rPr>
+        <w:t>big_m_create</w:t>
+      </w:r>
+      <w:proofErr w:type="spellEnd"/>
+      <w:r>
+        <w:rPr>
+          <w:rFonts w:ascii="Times New Roman" w:hAnsi="Times New Roman" w:cs="Times New Roman"/>
+          <w:sz w:val="24"/>
+          <w:szCs w:val="24"/>
+        </w:rPr>
+        <w:t xml:space="preserve">” </w:t>
       </w:r>
       <w:r>
         <w:rPr>
@@ -1459,7 +1752,29 @@
           <w:sz w:val="24"/>
           <w:szCs w:val="24"/>
         </w:rPr>
-        <w:t>Em tratamento_saída:</w:t>
+        <w:t xml:space="preserve">Em </w:t>
+      </w:r>
+      <w:proofErr w:type="spellStart"/>
+      <w:r>
+        <w:rPr>
+          <w:rFonts w:ascii="Times New Roman" w:hAnsi="Times New Roman" w:cs="Times New Roman"/>
+          <w:i/>
+          <w:iCs/>
+          <w:sz w:val="24"/>
+          <w:szCs w:val="24"/>
+        </w:rPr>
+        <w:t>tratamento_saída</w:t>
+      </w:r>
+      <w:proofErr w:type="spellEnd"/>
+      <w:r>
+        <w:rPr>
+          <w:rFonts w:ascii="Times New Roman" w:hAnsi="Times New Roman" w:cs="Times New Roman"/>
+          <w:i/>
+          <w:iCs/>
+          <w:sz w:val="24"/>
+          <w:szCs w:val="24"/>
+        </w:rPr>
+        <w:t>:</w:t>
       </w:r>
     </w:p>
     <w:p>
@@ -1477,7 +1792,25 @@
           <w:sz w:val="24"/>
           <w:szCs w:val="24"/>
         </w:rPr>
-        <w:t>Por fim, aqui temos apenas “apresentar_solucao.py”. Essa última tem por objetivo apenas interpretar o tableau final e imprimir as informações já organizadas: o valor ótimo de Z e das variáveis na base. Aqui a entrada é o tableau final, o número de variáveis e a “contagem” de soluções. A saída é true ou false, a depender se foi possível imprimir ou não os resultados.</w:t>
+        <w:t xml:space="preserve">Por fim, aqui temos apenas “apresentar_solucao.py”. Essa última tem por objetivo apenas interpretar o tableau final e imprimir as informações já organizadas: o valor ótimo de Z e das variáveis na base. Aqui a entrada é o tableau final, o número de variáveis e a “contagem” de soluções. A saída é </w:t>
+      </w:r>
+      <w:proofErr w:type="spellStart"/>
+      <w:r>
+        <w:rPr>
+          <w:rFonts w:ascii="Times New Roman" w:hAnsi="Times New Roman" w:cs="Times New Roman"/>
+          <w:sz w:val="24"/>
+          <w:szCs w:val="24"/>
+        </w:rPr>
+        <w:t>true</w:t>
+      </w:r>
+      <w:proofErr w:type="spellEnd"/>
+      <w:r>
+        <w:rPr>
+          <w:rFonts w:ascii="Times New Roman" w:hAnsi="Times New Roman" w:cs="Times New Roman"/>
+          <w:sz w:val="24"/>
+          <w:szCs w:val="24"/>
+        </w:rPr>
+        <w:t xml:space="preserve"> ou false, a depender se foi possível imprimir ou não os resultados.</w:t>
       </w:r>
     </w:p>
     <w:p>
@@ -1571,7 +1904,25 @@
           <w:sz w:val="24"/>
           <w:szCs w:val="24"/>
         </w:rPr>
-        <w:t>Caso não seja necessário aplicar o método Big M, então aplica-se o Simplex normalmente e posteriormente a solução é apresentada. Após tanto esse, quanto o que teve o Big M aplicado, é testada a possibilidade de múltiplas soluções. Se encontradas, é realizado um novo pivoteamento e a nova solução é apresentada.</w:t>
+        <w:t xml:space="preserve">Caso não seja necessário aplicar o método Big M, então aplica-se o Simplex normalmente e posteriormente a solução é apresentada. Após tanto esse, quanto o que teve o Big M aplicado, é testada a possibilidade de múltiplas soluções. Se encontradas, é realizado um novo </w:t>
+      </w:r>
+      <w:proofErr w:type="spellStart"/>
+      <w:r>
+        <w:rPr>
+          <w:rFonts w:ascii="Times New Roman" w:hAnsi="Times New Roman" w:cs="Times New Roman"/>
+          <w:sz w:val="24"/>
+          <w:szCs w:val="24"/>
+        </w:rPr>
+        <w:t>pivoteamento</w:t>
+      </w:r>
+      <w:proofErr w:type="spellEnd"/>
+      <w:r>
+        <w:rPr>
+          <w:rFonts w:ascii="Times New Roman" w:hAnsi="Times New Roman" w:cs="Times New Roman"/>
+          <w:sz w:val="24"/>
+          <w:szCs w:val="24"/>
+        </w:rPr>
+        <w:t xml:space="preserve"> e a nova solução é apresentada.</w:t>
       </w:r>
     </w:p>
     <w:sectPr>
